--- a/treasury-platform/docs/44-PHASE2-S1B-BUILD.docx
+++ b/treasury-platform/docs/44-PHASE2-S1B-BUILD.docx
@@ -139,7 +139,7 @@
           <w:szCs w:val="21"/>
           <w:rtl/>
         </w:rPr>
-        <w:t xml:space="preserve">سبق البناءَ موجزٌ درس عقد قاعدة البيانات لـ S1-ب. وجد 19 ثغرة (S1B-GAP-1 إلى 19) و19 سؤالًا مفتوحًا (OQ-1 إلى 19)، ولكل سؤال افتراض مقترح. بُني على هذه الافتراضات، وهي مدرجة في §4 لاعتماد المالك.</w:t>
+        <w:t xml:space="preserve">سبق البناءَ موجزٌ درس عقد قاعدة البيانات لـ S1-ب. وجد 19 ثغرة (S1B-GAP-1 إلى 19) و19 سؤالًا مفتوحًا (OQ-1 إلى 19)، ولكل سؤال افتراض مقترح. بُني على هذه الافتراضات، وهي مدرجة في §4 مع حالة اعتمادها.</w:t>
       </w:r>
     </w:p>
     <w:p>
@@ -1157,7 +1157,7 @@
             <w:szCs w:val="20"/>
             <w:rtl/>
           </w:rPr>
-          <w:t xml:space="preserve">4. الافتراضات المأخوذة (لاعتماد المالك)</w:t>
+          <w:t xml:space="preserve">4. الافتراضات المأخوذة</w:t>
         </w:r>
       </w:hyperlink>
     </w:p>
@@ -2470,9 +2470,26 @@
           <w:szCs w:val="32"/>
           <w:rtl/>
         </w:rPr>
-        <w:t xml:space="preserve">4. الافتراضات المأخوذة (لاعتماد المالك)</w:t>
+        <w:t xml:space="preserve">4. الافتراضات المأخوذة</w:t>
       </w:r>
       <w:bookmarkEnd w:id="9"/>
+    </w:p>
+    <w:p>
+      <w:pPr>
+        <w:bidi/>
+        <w:spacing w:after="110" w:before="0" w:line="312"/>
+      </w:pPr>
+      <w:r>
+        <w:rPr>
+          <w:rFonts w:ascii="Arial" w:cs="Arial" w:eastAsia="Arial" w:hAnsi="Arial"/>
+          <w:b w:val="false"/>
+          <w:bCs w:val="false"/>
+          <w:sz w:val="21"/>
+          <w:szCs w:val="21"/>
+          <w:rtl/>
+        </w:rPr>
+        <w:t xml:space="preserve">اعتمد المالك في 2026-10-22 أربعة منها: OQ-6 وOQ-9 وOQ-10 وOQ-16 (العمود الأخير). والبقية بانتظار اعتماده.</w:t>
+      </w:r>
     </w:p>
     <w:tbl>
       <w:tblPr>
@@ -2488,8 +2505,9 @@
         </w:tblBorders>
       </w:tblPr>
       <w:tblGrid>
-        <w:gridCol w:w="1909"/>
-        <w:gridCol w:w="7955"/>
+        <w:gridCol w:w="1443"/>
+        <w:gridCol w:w="6016"/>
+        <w:gridCol w:w="2405"/>
       </w:tblGrid>
       <w:tr>
         <w:trPr>
@@ -2498,7 +2516,7 @@
         </w:trPr>
         <w:tc>
           <w:tcPr>
-            <w:tcW w:type="dxa" w:w="1909"/>
+            <w:tcW w:type="dxa" w:w="1443"/>
             <w:tcBorders>
               <w:top w:val="single" w:color="BFC9D6" w:sz="4"/>
               <w:left w:val="single" w:color="BFC9D6" w:sz="4"/>
@@ -2536,7 +2554,7 @@
         </w:tc>
         <w:tc>
           <w:tcPr>
-            <w:tcW w:type="dxa" w:w="7955"/>
+            <w:tcW w:type="dxa" w:w="6016"/>
             <w:tcBorders>
               <w:top w:val="single" w:color="BFC9D6" w:sz="4"/>
               <w:left w:val="single" w:color="BFC9D6" w:sz="4"/>
@@ -2569,6 +2587,44 @@
                 <w:rtl/>
               </w:rPr>
               <w:t xml:space="preserve">الافتراض</w:t>
+            </w:r>
+          </w:p>
+        </w:tc>
+        <w:tc>
+          <w:tcPr>
+            <w:tcW w:type="dxa" w:w="2405"/>
+            <w:tcBorders>
+              <w:top w:val="single" w:color="BFC9D6" w:sz="4"/>
+              <w:left w:val="single" w:color="BFC9D6" w:sz="4"/>
+              <w:bottom w:val="single" w:color="BFC9D6" w:sz="4"/>
+              <w:right w:val="single" w:color="BFC9D6" w:sz="4"/>
+            </w:tcBorders>
+            <w:shd w:fill="1F3A5F" w:color="auto" w:val="clear"/>
+            <w:tcMar>
+              <w:top w:type="dxa" w:w="50"/>
+              <w:left w:type="dxa" w:w="90"/>
+              <w:bottom w:type="dxa" w:w="50"/>
+              <w:right w:type="dxa" w:w="90"/>
+            </w:tcMar>
+            <w:vAlign w:val="center"/>
+          </w:tcPr>
+          <w:p>
+            <w:pPr>
+              <w:keepNext w:val="false"/>
+              <w:bidi/>
+              <w:spacing w:after="30" w:before="30" w:line="264"/>
+            </w:pPr>
+            <w:r>
+              <w:rPr>
+                <w:rFonts w:ascii="Arial" w:cs="Arial" w:eastAsia="Arial" w:hAnsi="Arial"/>
+                <w:b/>
+                <w:bCs/>
+                <w:color w:val="FFFFFF"/>
+                <w:sz w:val="18"/>
+                <w:szCs w:val="18"/>
+                <w:rtl/>
+              </w:rPr>
+              <w:t xml:space="preserve">الحالة</w:t>
             </w:r>
           </w:p>
         </w:tc>
@@ -2579,7 +2635,7 @@
         </w:trPr>
         <w:tc>
           <w:tcPr>
-            <w:tcW w:type="dxa" w:w="1909"/>
+            <w:tcW w:type="dxa" w:w="1443"/>
             <w:tcBorders>
               <w:top w:val="single" w:color="BFC9D6" w:sz="4"/>
               <w:left w:val="single" w:color="BFC9D6" w:sz="4"/>
@@ -2615,7 +2671,7 @@
         </w:tc>
         <w:tc>
           <w:tcPr>
-            <w:tcW w:type="dxa" w:w="7955"/>
+            <w:tcW w:type="dxa" w:w="6016"/>
             <w:tcBorders>
               <w:top w:val="single" w:color="BFC9D6" w:sz="4"/>
               <w:left w:val="single" w:color="BFC9D6" w:sz="4"/>
@@ -2646,6 +2702,42 @@
                 <w:rtl/>
               </w:rPr>
               <w:t xml:space="preserve">نسبة الصف غير المباشر هي الملكية الفعلية للحامل عبر ذلك المسار؛ والوسيط المسمّى هو الجهة الخارجية التي تملك الشركة مباشرة؛ وفحص 100% على المستوى 1 وحده</w:t>
+            </w:r>
+          </w:p>
+        </w:tc>
+        <w:tc>
+          <w:tcPr>
+            <w:tcW w:type="dxa" w:w="2405"/>
+            <w:tcBorders>
+              <w:top w:val="single" w:color="BFC9D6" w:sz="4"/>
+              <w:left w:val="single" w:color="BFC9D6" w:sz="4"/>
+              <w:bottom w:val="single" w:color="BFC9D6" w:sz="4"/>
+              <w:right w:val="single" w:color="BFC9D6" w:sz="4"/>
+            </w:tcBorders>
+            <w:tcMar>
+              <w:top w:type="dxa" w:w="50"/>
+              <w:left w:type="dxa" w:w="90"/>
+              <w:bottom w:type="dxa" w:w="50"/>
+              <w:right w:type="dxa" w:w="90"/>
+            </w:tcMar>
+            <w:vAlign w:val="top"/>
+          </w:tcPr>
+          <w:p>
+            <w:pPr>
+              <w:keepNext w:val="false"/>
+              <w:bidi/>
+              <w:spacing w:after="30" w:before="30" w:line="264"/>
+            </w:pPr>
+            <w:r>
+              <w:rPr>
+                <w:rFonts w:ascii="Arial" w:cs="Arial" w:eastAsia="Arial" w:hAnsi="Arial"/>
+                <w:b w:val="false"/>
+                <w:bCs w:val="false"/>
+                <w:sz w:val="18"/>
+                <w:szCs w:val="18"/>
+                <w:rtl/>
+              </w:rPr>
+              <w:t xml:space="preserve">بانتظار الاعتماد</w:t>
             </w:r>
           </w:p>
         </w:tc>
@@ -2656,7 +2748,7 @@
         </w:trPr>
         <w:tc>
           <w:tcPr>
-            <w:tcW w:type="dxa" w:w="1909"/>
+            <w:tcW w:type="dxa" w:w="1443"/>
             <w:tcBorders>
               <w:top w:val="single" w:color="BFC9D6" w:sz="4"/>
               <w:left w:val="single" w:color="BFC9D6" w:sz="4"/>
@@ -2693,7 +2785,7 @@
         </w:tc>
         <w:tc>
           <w:tcPr>
-            <w:tcW w:type="dxa" w:w="7955"/>
+            <w:tcW w:type="dxa" w:w="6016"/>
             <w:tcBorders>
               <w:top w:val="single" w:color="BFC9D6" w:sz="4"/>
               <w:left w:val="single" w:color="BFC9D6" w:sz="4"/>
@@ -2749,6 +2841,43 @@
                 <w:rtl/>
               </w:rPr>
               <w:t xml:space="preserve"> وسبب إلزامي وتدقيق بشدة عالية، بلا رمز جديد</w:t>
+            </w:r>
+          </w:p>
+        </w:tc>
+        <w:tc>
+          <w:tcPr>
+            <w:tcW w:type="dxa" w:w="2405"/>
+            <w:tcBorders>
+              <w:top w:val="single" w:color="BFC9D6" w:sz="4"/>
+              <w:left w:val="single" w:color="BFC9D6" w:sz="4"/>
+              <w:bottom w:val="single" w:color="BFC9D6" w:sz="4"/>
+              <w:right w:val="single" w:color="BFC9D6" w:sz="4"/>
+            </w:tcBorders>
+            <w:shd w:fill="F5F8FC" w:color="auto" w:val="clear"/>
+            <w:tcMar>
+              <w:top w:type="dxa" w:w="50"/>
+              <w:left w:type="dxa" w:w="90"/>
+              <w:bottom w:type="dxa" w:w="50"/>
+              <w:right w:type="dxa" w:w="90"/>
+            </w:tcMar>
+            <w:vAlign w:val="top"/>
+          </w:tcPr>
+          <w:p>
+            <w:pPr>
+              <w:keepNext w:val="false"/>
+              <w:bidi/>
+              <w:spacing w:after="30" w:before="30" w:line="264"/>
+            </w:pPr>
+            <w:r>
+              <w:rPr>
+                <w:rFonts w:ascii="Arial" w:cs="Arial" w:eastAsia="Arial" w:hAnsi="Arial"/>
+                <w:b w:val="false"/>
+                <w:bCs w:val="false"/>
+                <w:sz w:val="18"/>
+                <w:szCs w:val="18"/>
+                <w:rtl/>
+              </w:rPr>
+              <w:t xml:space="preserve">بانتظار الاعتماد</w:t>
             </w:r>
           </w:p>
         </w:tc>
@@ -2759,7 +2888,7 @@
         </w:trPr>
         <w:tc>
           <w:tcPr>
-            <w:tcW w:type="dxa" w:w="1909"/>
+            <w:tcW w:type="dxa" w:w="1443"/>
             <w:tcBorders>
               <w:top w:val="single" w:color="BFC9D6" w:sz="4"/>
               <w:left w:val="single" w:color="BFC9D6" w:sz="4"/>
@@ -2795,7 +2924,7 @@
         </w:tc>
         <w:tc>
           <w:tcPr>
-            <w:tcW w:type="dxa" w:w="7955"/>
+            <w:tcW w:type="dxa" w:w="6016"/>
             <w:tcBorders>
               <w:top w:val="single" w:color="BFC9D6" w:sz="4"/>
               <w:left w:val="single" w:color="BFC9D6" w:sz="4"/>
@@ -2826,6 +2955,42 @@
                 <w:rtl/>
               </w:rPr>
               <w:t xml:space="preserve">شغور المنصب: منصب أحادي الشاغل يصح في الهيئة، كان له شاغل ولا شاغل له اليوم</w:t>
+            </w:r>
+          </w:p>
+        </w:tc>
+        <w:tc>
+          <w:tcPr>
+            <w:tcW w:type="dxa" w:w="2405"/>
+            <w:tcBorders>
+              <w:top w:val="single" w:color="BFC9D6" w:sz="4"/>
+              <w:left w:val="single" w:color="BFC9D6" w:sz="4"/>
+              <w:bottom w:val="single" w:color="BFC9D6" w:sz="4"/>
+              <w:right w:val="single" w:color="BFC9D6" w:sz="4"/>
+            </w:tcBorders>
+            <w:tcMar>
+              <w:top w:type="dxa" w:w="50"/>
+              <w:left w:type="dxa" w:w="90"/>
+              <w:bottom w:type="dxa" w:w="50"/>
+              <w:right w:type="dxa" w:w="90"/>
+            </w:tcMar>
+            <w:vAlign w:val="top"/>
+          </w:tcPr>
+          <w:p>
+            <w:pPr>
+              <w:keepNext w:val="false"/>
+              <w:bidi/>
+              <w:spacing w:after="30" w:before="30" w:line="264"/>
+            </w:pPr>
+            <w:r>
+              <w:rPr>
+                <w:rFonts w:ascii="Arial" w:cs="Arial" w:eastAsia="Arial" w:hAnsi="Arial"/>
+                <w:b w:val="false"/>
+                <w:bCs w:val="false"/>
+                <w:sz w:val="18"/>
+                <w:szCs w:val="18"/>
+                <w:rtl/>
+              </w:rPr>
+              <w:t xml:space="preserve">بانتظار الاعتماد</w:t>
             </w:r>
           </w:p>
         </w:tc>
@@ -2836,7 +3001,7 @@
         </w:trPr>
         <w:tc>
           <w:tcPr>
-            <w:tcW w:type="dxa" w:w="1909"/>
+            <w:tcW w:type="dxa" w:w="1443"/>
             <w:tcBorders>
               <w:top w:val="single" w:color="BFC9D6" w:sz="4"/>
               <w:left w:val="single" w:color="BFC9D6" w:sz="4"/>
@@ -2873,7 +3038,7 @@
         </w:tc>
         <w:tc>
           <w:tcPr>
-            <w:tcW w:type="dxa" w:w="7955"/>
+            <w:tcW w:type="dxa" w:w="6016"/>
             <w:tcBorders>
               <w:top w:val="single" w:color="BFC9D6" w:sz="4"/>
               <w:left w:val="single" w:color="BFC9D6" w:sz="4"/>
@@ -2905,6 +3070,43 @@
                 <w:rtl/>
               </w:rPr>
               <w:t xml:space="preserve">إغلاق الهيئة يُنهي مدد أعضائها المفتوحة في اليوم السابق للمدة الجديدة، ويمكن نقلهم؛ ومنح الهيئة المغلقة تبقى نافذة وتظهر في تقرير التكامل</w:t>
+            </w:r>
+          </w:p>
+        </w:tc>
+        <w:tc>
+          <w:tcPr>
+            <w:tcW w:type="dxa" w:w="2405"/>
+            <w:tcBorders>
+              <w:top w:val="single" w:color="BFC9D6" w:sz="4"/>
+              <w:left w:val="single" w:color="BFC9D6" w:sz="4"/>
+              <w:bottom w:val="single" w:color="BFC9D6" w:sz="4"/>
+              <w:right w:val="single" w:color="BFC9D6" w:sz="4"/>
+            </w:tcBorders>
+            <w:shd w:fill="F5F8FC" w:color="auto" w:val="clear"/>
+            <w:tcMar>
+              <w:top w:type="dxa" w:w="50"/>
+              <w:left w:type="dxa" w:w="90"/>
+              <w:bottom w:type="dxa" w:w="50"/>
+              <w:right w:type="dxa" w:w="90"/>
+            </w:tcMar>
+            <w:vAlign w:val="top"/>
+          </w:tcPr>
+          <w:p>
+            <w:pPr>
+              <w:keepNext w:val="false"/>
+              <w:bidi/>
+              <w:spacing w:after="30" w:before="30" w:line="264"/>
+            </w:pPr>
+            <w:r>
+              <w:rPr>
+                <w:rFonts w:ascii="Arial" w:cs="Arial" w:eastAsia="Arial" w:hAnsi="Arial"/>
+                <w:b w:val="false"/>
+                <w:bCs w:val="false"/>
+                <w:sz w:val="18"/>
+                <w:szCs w:val="18"/>
+                <w:rtl/>
+              </w:rPr>
+              <w:t xml:space="preserve">بانتظار الاعتماد</w:t>
             </w:r>
           </w:p>
         </w:tc>
@@ -2915,7 +3117,7 @@
         </w:trPr>
         <w:tc>
           <w:tcPr>
-            <w:tcW w:type="dxa" w:w="1909"/>
+            <w:tcW w:type="dxa" w:w="1443"/>
             <w:tcBorders>
               <w:top w:val="single" w:color="BFC9D6" w:sz="4"/>
               <w:left w:val="single" w:color="BFC9D6" w:sz="4"/>
@@ -2951,7 +3153,7 @@
         </w:tc>
         <w:tc>
           <w:tcPr>
-            <w:tcW w:type="dxa" w:w="7955"/>
+            <w:tcW w:type="dxa" w:w="6016"/>
             <w:tcBorders>
               <w:top w:val="single" w:color="BFC9D6" w:sz="4"/>
               <w:left w:val="single" w:color="BFC9D6" w:sz="4"/>
@@ -3019,6 +3221,42 @@
                 <w:rtl/>
               </w:rPr>
               <w:t xml:space="preserve"> الشخص الطبيعي الذي يمثل العضو الاعتباري</w:t>
+            </w:r>
+          </w:p>
+        </w:tc>
+        <w:tc>
+          <w:tcPr>
+            <w:tcW w:type="dxa" w:w="2405"/>
+            <w:tcBorders>
+              <w:top w:val="single" w:color="BFC9D6" w:sz="4"/>
+              <w:left w:val="single" w:color="BFC9D6" w:sz="4"/>
+              <w:bottom w:val="single" w:color="BFC9D6" w:sz="4"/>
+              <w:right w:val="single" w:color="BFC9D6" w:sz="4"/>
+            </w:tcBorders>
+            <w:tcMar>
+              <w:top w:type="dxa" w:w="50"/>
+              <w:left w:type="dxa" w:w="90"/>
+              <w:bottom w:type="dxa" w:w="50"/>
+              <w:right w:type="dxa" w:w="90"/>
+            </w:tcMar>
+            <w:vAlign w:val="top"/>
+          </w:tcPr>
+          <w:p>
+            <w:pPr>
+              <w:keepNext w:val="false"/>
+              <w:bidi/>
+              <w:spacing w:after="30" w:before="30" w:line="264"/>
+            </w:pPr>
+            <w:r>
+              <w:rPr>
+                <w:rFonts w:ascii="Arial" w:cs="Arial" w:eastAsia="Arial" w:hAnsi="Arial"/>
+                <w:b w:val="false"/>
+                <w:bCs w:val="false"/>
+                <w:sz w:val="18"/>
+                <w:szCs w:val="18"/>
+                <w:rtl/>
+              </w:rPr>
+              <w:t xml:space="preserve">بانتظار الاعتماد</w:t>
             </w:r>
           </w:p>
         </w:tc>
@@ -3029,7 +3267,7 @@
         </w:trPr>
         <w:tc>
           <w:tcPr>
-            <w:tcW w:type="dxa" w:w="1909"/>
+            <w:tcW w:type="dxa" w:w="1443"/>
             <w:tcBorders>
               <w:top w:val="single" w:color="BFC9D6" w:sz="4"/>
               <w:left w:val="single" w:color="BFC9D6" w:sz="4"/>
@@ -3066,7 +3304,7 @@
         </w:tc>
         <w:tc>
           <w:tcPr>
-            <w:tcW w:type="dxa" w:w="7955"/>
+            <w:tcW w:type="dxa" w:w="6016"/>
             <w:tcBorders>
               <w:top w:val="single" w:color="BFC9D6" w:sz="4"/>
               <w:left w:val="single" w:color="BFC9D6" w:sz="4"/>
@@ -3098,6 +3336,43 @@
                 <w:rtl/>
               </w:rPr>
               <w:t xml:space="preserve">تغيير البنك في منحة نافذة تغيير جوهري: منحة جديدة بموافقة مستخدم آخر</w:t>
+            </w:r>
+          </w:p>
+        </w:tc>
+        <w:tc>
+          <w:tcPr>
+            <w:tcW w:type="dxa" w:w="2405"/>
+            <w:tcBorders>
+              <w:top w:val="single" w:color="BFC9D6" w:sz="4"/>
+              <w:left w:val="single" w:color="BFC9D6" w:sz="4"/>
+              <w:bottom w:val="single" w:color="BFC9D6" w:sz="4"/>
+              <w:right w:val="single" w:color="BFC9D6" w:sz="4"/>
+            </w:tcBorders>
+            <w:shd w:fill="F5F8FC" w:color="auto" w:val="clear"/>
+            <w:tcMar>
+              <w:top w:type="dxa" w:w="50"/>
+              <w:left w:type="dxa" w:w="90"/>
+              <w:bottom w:type="dxa" w:w="50"/>
+              <w:right w:type="dxa" w:w="90"/>
+            </w:tcMar>
+            <w:vAlign w:val="top"/>
+          </w:tcPr>
+          <w:p>
+            <w:pPr>
+              <w:keepNext w:val="false"/>
+              <w:bidi/>
+              <w:spacing w:after="30" w:before="30" w:line="264"/>
+            </w:pPr>
+            <w:r>
+              <w:rPr>
+                <w:rFonts w:ascii="Arial" w:cs="Arial" w:eastAsia="Arial" w:hAnsi="Arial"/>
+                <w:b w:val="false"/>
+                <w:bCs w:val="false"/>
+                <w:sz w:val="18"/>
+                <w:szCs w:val="18"/>
+                <w:rtl/>
+              </w:rPr>
+              <w:t xml:space="preserve">معتمد 2026-10-22</w:t>
             </w:r>
           </w:p>
         </w:tc>
@@ -3108,7 +3383,7 @@
         </w:trPr>
         <w:tc>
           <w:tcPr>
-            <w:tcW w:type="dxa" w:w="1909"/>
+            <w:tcW w:type="dxa" w:w="1443"/>
             <w:tcBorders>
               <w:top w:val="single" w:color="BFC9D6" w:sz="4"/>
               <w:left w:val="single" w:color="BFC9D6" w:sz="4"/>
@@ -3144,7 +3419,7 @@
         </w:tc>
         <w:tc>
           <w:tcPr>
-            <w:tcW w:type="dxa" w:w="7955"/>
+            <w:tcW w:type="dxa" w:w="6016"/>
             <w:tcBorders>
               <w:top w:val="single" w:color="BFC9D6" w:sz="4"/>
               <w:left w:val="single" w:color="BFC9D6" w:sz="4"/>
@@ -3175,6 +3450,42 @@
                 <w:rtl/>
               </w:rPr>
               <w:t xml:space="preserve">البصمة SHA-256 بالحروف الصغيرة لمعرّف الصلاحية وإصدارها ومعرّفات المنح المرشّحة وإصداراتها والرمز</w:t>
+            </w:r>
+          </w:p>
+        </w:tc>
+        <w:tc>
+          <w:tcPr>
+            <w:tcW w:type="dxa" w:w="2405"/>
+            <w:tcBorders>
+              <w:top w:val="single" w:color="BFC9D6" w:sz="4"/>
+              <w:left w:val="single" w:color="BFC9D6" w:sz="4"/>
+              <w:bottom w:val="single" w:color="BFC9D6" w:sz="4"/>
+              <w:right w:val="single" w:color="BFC9D6" w:sz="4"/>
+            </w:tcBorders>
+            <w:tcMar>
+              <w:top w:type="dxa" w:w="50"/>
+              <w:left w:type="dxa" w:w="90"/>
+              <w:bottom w:type="dxa" w:w="50"/>
+              <w:right w:type="dxa" w:w="90"/>
+            </w:tcMar>
+            <w:vAlign w:val="top"/>
+          </w:tcPr>
+          <w:p>
+            <w:pPr>
+              <w:keepNext w:val="false"/>
+              <w:bidi/>
+              <w:spacing w:after="30" w:before="30" w:line="264"/>
+            </w:pPr>
+            <w:r>
+              <w:rPr>
+                <w:rFonts w:ascii="Arial" w:cs="Arial" w:eastAsia="Arial" w:hAnsi="Arial"/>
+                <w:b w:val="false"/>
+                <w:bCs w:val="false"/>
+                <w:sz w:val="18"/>
+                <w:szCs w:val="18"/>
+                <w:rtl/>
+              </w:rPr>
+              <w:t xml:space="preserve">بانتظار الاعتماد</w:t>
             </w:r>
           </w:p>
         </w:tc>
@@ -3185,7 +3496,7 @@
         </w:trPr>
         <w:tc>
           <w:tcPr>
-            <w:tcW w:type="dxa" w:w="1909"/>
+            <w:tcW w:type="dxa" w:w="1443"/>
             <w:tcBorders>
               <w:top w:val="single" w:color="BFC9D6" w:sz="4"/>
               <w:left w:val="single" w:color="BFC9D6" w:sz="4"/>
@@ -3222,7 +3533,7 @@
         </w:tc>
         <w:tc>
           <w:tcPr>
-            <w:tcW w:type="dxa" w:w="7955"/>
+            <w:tcW w:type="dxa" w:w="6016"/>
             <w:tcBorders>
               <w:top w:val="single" w:color="BFC9D6" w:sz="4"/>
               <w:left w:val="single" w:color="BFC9D6" w:sz="4"/>
@@ -3254,6 +3565,43 @@
                 <w:rtl/>
               </w:rPr>
               <w:t xml:space="preserve">لا تعارض إن غطّى مرشّح واحد؛ وإلا رموز أفضل مرشّح بالترتيب NOT_MAPPED ثم NO_GRANT ثم GRANT_EXPIRED ثم NOT_COMPARABLE_CURRENCY ثم GRANT_CEILING_UNSPECIFIED ثم CEILING_EXCEEDS ثم JOINT_MISMATCH</w:t>
+            </w:r>
+          </w:p>
+        </w:tc>
+        <w:tc>
+          <w:tcPr>
+            <w:tcW w:type="dxa" w:w="2405"/>
+            <w:tcBorders>
+              <w:top w:val="single" w:color="BFC9D6" w:sz="4"/>
+              <w:left w:val="single" w:color="BFC9D6" w:sz="4"/>
+              <w:bottom w:val="single" w:color="BFC9D6" w:sz="4"/>
+              <w:right w:val="single" w:color="BFC9D6" w:sz="4"/>
+            </w:tcBorders>
+            <w:shd w:fill="F5F8FC" w:color="auto" w:val="clear"/>
+            <w:tcMar>
+              <w:top w:type="dxa" w:w="50"/>
+              <w:left w:type="dxa" w:w="90"/>
+              <w:bottom w:type="dxa" w:w="50"/>
+              <w:right w:type="dxa" w:w="90"/>
+            </w:tcMar>
+            <w:vAlign w:val="top"/>
+          </w:tcPr>
+          <w:p>
+            <w:pPr>
+              <w:keepNext w:val="false"/>
+              <w:bidi/>
+              <w:spacing w:after="30" w:before="30" w:line="264"/>
+            </w:pPr>
+            <w:r>
+              <w:rPr>
+                <w:rFonts w:ascii="Arial" w:cs="Arial" w:eastAsia="Arial" w:hAnsi="Arial"/>
+                <w:b w:val="false"/>
+                <w:bCs w:val="false"/>
+                <w:sz w:val="18"/>
+                <w:szCs w:val="18"/>
+                <w:rtl/>
+              </w:rPr>
+              <w:t xml:space="preserve">بانتظار الاعتماد</w:t>
             </w:r>
           </w:p>
         </w:tc>
@@ -3264,7 +3612,7 @@
         </w:trPr>
         <w:tc>
           <w:tcPr>
-            <w:tcW w:type="dxa" w:w="1909"/>
+            <w:tcW w:type="dxa" w:w="1443"/>
             <w:tcBorders>
               <w:top w:val="single" w:color="BFC9D6" w:sz="4"/>
               <w:left w:val="single" w:color="BFC9D6" w:sz="4"/>
@@ -3300,7 +3648,7 @@
         </w:tc>
         <w:tc>
           <w:tcPr>
-            <w:tcW w:type="dxa" w:w="7955"/>
+            <w:tcW w:type="dxa" w:w="6016"/>
             <w:tcBorders>
               <w:top w:val="single" w:color="BFC9D6" w:sz="4"/>
               <w:left w:val="single" w:color="BFC9D6" w:sz="4"/>
@@ -3331,6 +3679,42 @@
                 <w:rtl/>
               </w:rPr>
               <w:t xml:space="preserve">المنح النافذة وحدها في المقارنة وفي الاستعلام؛ المسودة والمنتظرة لا تُحسب</w:t>
+            </w:r>
+          </w:p>
+        </w:tc>
+        <w:tc>
+          <w:tcPr>
+            <w:tcW w:type="dxa" w:w="2405"/>
+            <w:tcBorders>
+              <w:top w:val="single" w:color="BFC9D6" w:sz="4"/>
+              <w:left w:val="single" w:color="BFC9D6" w:sz="4"/>
+              <w:bottom w:val="single" w:color="BFC9D6" w:sz="4"/>
+              <w:right w:val="single" w:color="BFC9D6" w:sz="4"/>
+            </w:tcBorders>
+            <w:tcMar>
+              <w:top w:type="dxa" w:w="50"/>
+              <w:left w:type="dxa" w:w="90"/>
+              <w:bottom w:type="dxa" w:w="50"/>
+              <w:right w:type="dxa" w:w="90"/>
+            </w:tcMar>
+            <w:vAlign w:val="top"/>
+          </w:tcPr>
+          <w:p>
+            <w:pPr>
+              <w:keepNext w:val="false"/>
+              <w:bidi/>
+              <w:spacing w:after="30" w:before="30" w:line="264"/>
+            </w:pPr>
+            <w:r>
+              <w:rPr>
+                <w:rFonts w:ascii="Arial" w:cs="Arial" w:eastAsia="Arial" w:hAnsi="Arial"/>
+                <w:b w:val="false"/>
+                <w:bCs w:val="false"/>
+                <w:sz w:val="18"/>
+                <w:szCs w:val="18"/>
+                <w:rtl/>
+              </w:rPr>
+              <w:t xml:space="preserve">معتمد 2026-10-22</w:t>
             </w:r>
           </w:p>
         </w:tc>
@@ -3341,7 +3725,7 @@
         </w:trPr>
         <w:tc>
           <w:tcPr>
-            <w:tcW w:type="dxa" w:w="1909"/>
+            <w:tcW w:type="dxa" w:w="1443"/>
             <w:tcBorders>
               <w:top w:val="single" w:color="BFC9D6" w:sz="4"/>
               <w:left w:val="single" w:color="BFC9D6" w:sz="4"/>
@@ -3378,7 +3762,7 @@
         </w:tc>
         <w:tc>
           <w:tcPr>
-            <w:tcW w:type="dxa" w:w="7955"/>
+            <w:tcW w:type="dxa" w:w="6016"/>
             <w:tcBorders>
               <w:top w:val="single" w:color="BFC9D6" w:sz="4"/>
               <w:left w:val="single" w:color="BFC9D6" w:sz="4"/>
@@ -3447,6 +3831,43 @@
                 <w:rtl/>
               </w:rPr>
               <w:t xml:space="preserve">‎sig.conflict.review‎</w:t>
+            </w:r>
+          </w:p>
+        </w:tc>
+        <w:tc>
+          <w:tcPr>
+            <w:tcW w:type="dxa" w:w="2405"/>
+            <w:tcBorders>
+              <w:top w:val="single" w:color="BFC9D6" w:sz="4"/>
+              <w:left w:val="single" w:color="BFC9D6" w:sz="4"/>
+              <w:bottom w:val="single" w:color="BFC9D6" w:sz="4"/>
+              <w:right w:val="single" w:color="BFC9D6" w:sz="4"/>
+            </w:tcBorders>
+            <w:shd w:fill="F5F8FC" w:color="auto" w:val="clear"/>
+            <w:tcMar>
+              <w:top w:type="dxa" w:w="50"/>
+              <w:left w:type="dxa" w:w="90"/>
+              <w:bottom w:type="dxa" w:w="50"/>
+              <w:right w:type="dxa" w:w="90"/>
+            </w:tcMar>
+            <w:vAlign w:val="top"/>
+          </w:tcPr>
+          <w:p>
+            <w:pPr>
+              <w:keepNext w:val="false"/>
+              <w:bidi/>
+              <w:spacing w:after="30" w:before="30" w:line="264"/>
+            </w:pPr>
+            <w:r>
+              <w:rPr>
+                <w:rFonts w:ascii="Arial" w:cs="Arial" w:eastAsia="Arial" w:hAnsi="Arial"/>
+                <w:b w:val="false"/>
+                <w:bCs w:val="false"/>
+                <w:sz w:val="18"/>
+                <w:szCs w:val="18"/>
+                <w:rtl/>
+              </w:rPr>
+              <w:t xml:space="preserve">معتمد 2026-10-22</w:t>
             </w:r>
           </w:p>
         </w:tc>
@@ -3457,7 +3878,7 @@
         </w:trPr>
         <w:tc>
           <w:tcPr>
-            <w:tcW w:type="dxa" w:w="1909"/>
+            <w:tcW w:type="dxa" w:w="1443"/>
             <w:tcBorders>
               <w:top w:val="single" w:color="BFC9D6" w:sz="4"/>
               <w:left w:val="single" w:color="BFC9D6" w:sz="4"/>
@@ -3493,7 +3914,7 @@
         </w:tc>
         <w:tc>
           <w:tcPr>
-            <w:tcW w:type="dxa" w:w="7955"/>
+            <w:tcW w:type="dxa" w:w="6016"/>
             <w:tcBorders>
               <w:top w:val="single" w:color="BFC9D6" w:sz="4"/>
               <w:left w:val="single" w:color="BFC9D6" w:sz="4"/>
@@ -3524,6 +3945,42 @@
                 <w:rtl/>
               </w:rPr>
               <w:t xml:space="preserve">إشعار فوري لـ ACC.GOV_CONFLICT؛ الملخص الليلي مع مهمة الملخصات لاحقًا</w:t>
+            </w:r>
+          </w:p>
+        </w:tc>
+        <w:tc>
+          <w:tcPr>
+            <w:tcW w:type="dxa" w:w="2405"/>
+            <w:tcBorders>
+              <w:top w:val="single" w:color="BFC9D6" w:sz="4"/>
+              <w:left w:val="single" w:color="BFC9D6" w:sz="4"/>
+              <w:bottom w:val="single" w:color="BFC9D6" w:sz="4"/>
+              <w:right w:val="single" w:color="BFC9D6" w:sz="4"/>
+            </w:tcBorders>
+            <w:tcMar>
+              <w:top w:type="dxa" w:w="50"/>
+              <w:left w:type="dxa" w:w="90"/>
+              <w:bottom w:type="dxa" w:w="50"/>
+              <w:right w:type="dxa" w:w="90"/>
+            </w:tcMar>
+            <w:vAlign w:val="top"/>
+          </w:tcPr>
+          <w:p>
+            <w:pPr>
+              <w:keepNext w:val="false"/>
+              <w:bidi/>
+              <w:spacing w:after="30" w:before="30" w:line="264"/>
+            </w:pPr>
+            <w:r>
+              <w:rPr>
+                <w:rFonts w:ascii="Arial" w:cs="Arial" w:eastAsia="Arial" w:hAnsi="Arial"/>
+                <w:b w:val="false"/>
+                <w:bCs w:val="false"/>
+                <w:sz w:val="18"/>
+                <w:szCs w:val="18"/>
+                <w:rtl/>
+              </w:rPr>
+              <w:t xml:space="preserve">بانتظار الاعتماد</w:t>
             </w:r>
           </w:p>
         </w:tc>
@@ -3534,7 +3991,7 @@
         </w:trPr>
         <w:tc>
           <w:tcPr>
-            <w:tcW w:type="dxa" w:w="1909"/>
+            <w:tcW w:type="dxa" w:w="1443"/>
             <w:tcBorders>
               <w:top w:val="single" w:color="BFC9D6" w:sz="4"/>
               <w:left w:val="single" w:color="BFC9D6" w:sz="4"/>
@@ -3571,7 +4028,7 @@
         </w:tc>
         <w:tc>
           <w:tcPr>
-            <w:tcW w:type="dxa" w:w="7955"/>
+            <w:tcW w:type="dxa" w:w="6016"/>
             <w:tcBorders>
               <w:top w:val="single" w:color="BFC9D6" w:sz="4"/>
               <w:left w:val="single" w:color="BFC9D6" w:sz="4"/>
@@ -3603,6 +4060,43 @@
                 <w:rtl/>
               </w:rPr>
               <w:t xml:space="preserve">مسار الخروج AC-ACC-3 مع AC-ACC-7 الجديد</w:t>
+            </w:r>
+          </w:p>
+        </w:tc>
+        <w:tc>
+          <w:tcPr>
+            <w:tcW w:type="dxa" w:w="2405"/>
+            <w:tcBorders>
+              <w:top w:val="single" w:color="BFC9D6" w:sz="4"/>
+              <w:left w:val="single" w:color="BFC9D6" w:sz="4"/>
+              <w:bottom w:val="single" w:color="BFC9D6" w:sz="4"/>
+              <w:right w:val="single" w:color="BFC9D6" w:sz="4"/>
+            </w:tcBorders>
+            <w:shd w:fill="F5F8FC" w:color="auto" w:val="clear"/>
+            <w:tcMar>
+              <w:top w:type="dxa" w:w="50"/>
+              <w:left w:type="dxa" w:w="90"/>
+              <w:bottom w:type="dxa" w:w="50"/>
+              <w:right w:type="dxa" w:w="90"/>
+            </w:tcMar>
+            <w:vAlign w:val="top"/>
+          </w:tcPr>
+          <w:p>
+            <w:pPr>
+              <w:keepNext w:val="false"/>
+              <w:bidi/>
+              <w:spacing w:after="30" w:before="30" w:line="264"/>
+            </w:pPr>
+            <w:r>
+              <w:rPr>
+                <w:rFonts w:ascii="Arial" w:cs="Arial" w:eastAsia="Arial" w:hAnsi="Arial"/>
+                <w:b w:val="false"/>
+                <w:bCs w:val="false"/>
+                <w:sz w:val="18"/>
+                <w:szCs w:val="18"/>
+                <w:rtl/>
+              </w:rPr>
+              <w:t xml:space="preserve">بانتظار الاعتماد</w:t>
             </w:r>
           </w:p>
         </w:tc>
@@ -3613,7 +4107,7 @@
         </w:trPr>
         <w:tc>
           <w:tcPr>
-            <w:tcW w:type="dxa" w:w="1909"/>
+            <w:tcW w:type="dxa" w:w="1443"/>
             <w:tcBorders>
               <w:top w:val="single" w:color="BFC9D6" w:sz="4"/>
               <w:left w:val="single" w:color="BFC9D6" w:sz="4"/>
@@ -3649,7 +4143,7 @@
         </w:tc>
         <w:tc>
           <w:tcPr>
-            <w:tcW w:type="dxa" w:w="7955"/>
+            <w:tcW w:type="dxa" w:w="6016"/>
             <w:tcBorders>
               <w:top w:val="single" w:color="BFC9D6" w:sz="4"/>
               <w:left w:val="single" w:color="BFC9D6" w:sz="4"/>
@@ -3680,6 +4174,42 @@
                 <w:rtl/>
               </w:rPr>
               <w:t xml:space="preserve">AC-ACC-4 يستعمل قرار مجلس الإدارة (بلا انتهاء)؛ يُصحَّح نص المعيار ولا تتغير البذور</w:t>
+            </w:r>
+          </w:p>
+        </w:tc>
+        <w:tc>
+          <w:tcPr>
+            <w:tcW w:type="dxa" w:w="2405"/>
+            <w:tcBorders>
+              <w:top w:val="single" w:color="BFC9D6" w:sz="4"/>
+              <w:left w:val="single" w:color="BFC9D6" w:sz="4"/>
+              <w:bottom w:val="single" w:color="BFC9D6" w:sz="4"/>
+              <w:right w:val="single" w:color="BFC9D6" w:sz="4"/>
+            </w:tcBorders>
+            <w:tcMar>
+              <w:top w:type="dxa" w:w="50"/>
+              <w:left w:type="dxa" w:w="90"/>
+              <w:bottom w:type="dxa" w:w="50"/>
+              <w:right w:type="dxa" w:w="90"/>
+            </w:tcMar>
+            <w:vAlign w:val="top"/>
+          </w:tcPr>
+          <w:p>
+            <w:pPr>
+              <w:keepNext w:val="false"/>
+              <w:bidi/>
+              <w:spacing w:after="30" w:before="30" w:line="264"/>
+            </w:pPr>
+            <w:r>
+              <w:rPr>
+                <w:rFonts w:ascii="Arial" w:cs="Arial" w:eastAsia="Arial" w:hAnsi="Arial"/>
+                <w:b w:val="false"/>
+                <w:bCs w:val="false"/>
+                <w:sz w:val="18"/>
+                <w:szCs w:val="18"/>
+                <w:rtl/>
+              </w:rPr>
+              <w:t xml:space="preserve">بانتظار الاعتماد</w:t>
             </w:r>
           </w:p>
         </w:tc>
@@ -3690,7 +4220,7 @@
         </w:trPr>
         <w:tc>
           <w:tcPr>
-            <w:tcW w:type="dxa" w:w="1909"/>
+            <w:tcW w:type="dxa" w:w="1443"/>
             <w:tcBorders>
               <w:top w:val="single" w:color="BFC9D6" w:sz="4"/>
               <w:left w:val="single" w:color="BFC9D6" w:sz="4"/>
@@ -3727,7 +4257,7 @@
         </w:tc>
         <w:tc>
           <w:tcPr>
-            <w:tcW w:type="dxa" w:w="7955"/>
+            <w:tcW w:type="dxa" w:w="6016"/>
             <w:tcBorders>
               <w:top w:val="single" w:color="BFC9D6" w:sz="4"/>
               <w:left w:val="single" w:color="BFC9D6" w:sz="4"/>
@@ -3759,6 +4289,43 @@
                 <w:rtl/>
               </w:rPr>
               <w:t xml:space="preserve">تفعيل المفوَّض يحتاج نسخة نظيفة من وثيقة نوعها يصح للمفوَّضين</w:t>
+            </w:r>
+          </w:p>
+        </w:tc>
+        <w:tc>
+          <w:tcPr>
+            <w:tcW w:type="dxa" w:w="2405"/>
+            <w:tcBorders>
+              <w:top w:val="single" w:color="BFC9D6" w:sz="4"/>
+              <w:left w:val="single" w:color="BFC9D6" w:sz="4"/>
+              <w:bottom w:val="single" w:color="BFC9D6" w:sz="4"/>
+              <w:right w:val="single" w:color="BFC9D6" w:sz="4"/>
+            </w:tcBorders>
+            <w:shd w:fill="F5F8FC" w:color="auto" w:val="clear"/>
+            <w:tcMar>
+              <w:top w:type="dxa" w:w="50"/>
+              <w:left w:type="dxa" w:w="90"/>
+              <w:bottom w:type="dxa" w:w="50"/>
+              <w:right w:type="dxa" w:w="90"/>
+            </w:tcMar>
+            <w:vAlign w:val="top"/>
+          </w:tcPr>
+          <w:p>
+            <w:pPr>
+              <w:keepNext w:val="false"/>
+              <w:bidi/>
+              <w:spacing w:after="30" w:before="30" w:line="264"/>
+            </w:pPr>
+            <w:r>
+              <w:rPr>
+                <w:rFonts w:ascii="Arial" w:cs="Arial" w:eastAsia="Arial" w:hAnsi="Arial"/>
+                <w:b w:val="false"/>
+                <w:bCs w:val="false"/>
+                <w:sz w:val="18"/>
+                <w:szCs w:val="18"/>
+                <w:rtl/>
+              </w:rPr>
+              <w:t xml:space="preserve">بانتظار الاعتماد</w:t>
             </w:r>
           </w:p>
         </w:tc>
@@ -3769,7 +4336,7 @@
         </w:trPr>
         <w:tc>
           <w:tcPr>
-            <w:tcW w:type="dxa" w:w="1909"/>
+            <w:tcW w:type="dxa" w:w="1443"/>
             <w:tcBorders>
               <w:top w:val="single" w:color="BFC9D6" w:sz="4"/>
               <w:left w:val="single" w:color="BFC9D6" w:sz="4"/>
@@ -3805,7 +4372,7 @@
         </w:tc>
         <w:tc>
           <w:tcPr>
-            <w:tcW w:type="dxa" w:w="7955"/>
+            <w:tcW w:type="dxa" w:w="6016"/>
             <w:tcBorders>
               <w:top w:val="single" w:color="BFC9D6" w:sz="4"/>
               <w:left w:val="single" w:color="BFC9D6" w:sz="4"/>
@@ -3836,6 +4403,42 @@
                 <w:rtl/>
               </w:rPr>
               <w:t xml:space="preserve">الاستثناء يوافق عليه مدير خزينة غير المنشئ، ويُدقَّق بشدة عالية</w:t>
+            </w:r>
+          </w:p>
+        </w:tc>
+        <w:tc>
+          <w:tcPr>
+            <w:tcW w:type="dxa" w:w="2405"/>
+            <w:tcBorders>
+              <w:top w:val="single" w:color="BFC9D6" w:sz="4"/>
+              <w:left w:val="single" w:color="BFC9D6" w:sz="4"/>
+              <w:bottom w:val="single" w:color="BFC9D6" w:sz="4"/>
+              <w:right w:val="single" w:color="BFC9D6" w:sz="4"/>
+            </w:tcBorders>
+            <w:tcMar>
+              <w:top w:type="dxa" w:w="50"/>
+              <w:left w:type="dxa" w:w="90"/>
+              <w:bottom w:type="dxa" w:w="50"/>
+              <w:right w:type="dxa" w:w="90"/>
+            </w:tcMar>
+            <w:vAlign w:val="top"/>
+          </w:tcPr>
+          <w:p>
+            <w:pPr>
+              <w:keepNext w:val="false"/>
+              <w:bidi/>
+              <w:spacing w:after="30" w:before="30" w:line="264"/>
+            </w:pPr>
+            <w:r>
+              <w:rPr>
+                <w:rFonts w:ascii="Arial" w:cs="Arial" w:eastAsia="Arial" w:hAnsi="Arial"/>
+                <w:b w:val="false"/>
+                <w:bCs w:val="false"/>
+                <w:sz w:val="18"/>
+                <w:szCs w:val="18"/>
+                <w:rtl/>
+              </w:rPr>
+              <w:t xml:space="preserve">بانتظار الاعتماد</w:t>
             </w:r>
           </w:p>
         </w:tc>
@@ -3846,7 +4449,7 @@
         </w:trPr>
         <w:tc>
           <w:tcPr>
-            <w:tcW w:type="dxa" w:w="1909"/>
+            <w:tcW w:type="dxa" w:w="1443"/>
             <w:tcBorders>
               <w:top w:val="single" w:color="BFC9D6" w:sz="4"/>
               <w:left w:val="single" w:color="BFC9D6" w:sz="4"/>
@@ -3883,7 +4486,7 @@
         </w:tc>
         <w:tc>
           <w:tcPr>
-            <w:tcW w:type="dxa" w:w="7955"/>
+            <w:tcW w:type="dxa" w:w="6016"/>
             <w:tcBorders>
               <w:top w:val="single" w:color="BFC9D6" w:sz="4"/>
               <w:left w:val="single" w:color="BFC9D6" w:sz="4"/>
@@ -3915,6 +4518,43 @@
                 <w:rtl/>
               </w:rPr>
               <w:t xml:space="preserve">إغلاق العلاقة يسرد المفوَّضين الساريين ويسحبهم بعد التأكيد</w:t>
+            </w:r>
+          </w:p>
+        </w:tc>
+        <w:tc>
+          <w:tcPr>
+            <w:tcW w:type="dxa" w:w="2405"/>
+            <w:tcBorders>
+              <w:top w:val="single" w:color="BFC9D6" w:sz="4"/>
+              <w:left w:val="single" w:color="BFC9D6" w:sz="4"/>
+              <w:bottom w:val="single" w:color="BFC9D6" w:sz="4"/>
+              <w:right w:val="single" w:color="BFC9D6" w:sz="4"/>
+            </w:tcBorders>
+            <w:shd w:fill="F5F8FC" w:color="auto" w:val="clear"/>
+            <w:tcMar>
+              <w:top w:type="dxa" w:w="50"/>
+              <w:left w:type="dxa" w:w="90"/>
+              <w:bottom w:type="dxa" w:w="50"/>
+              <w:right w:type="dxa" w:w="90"/>
+            </w:tcMar>
+            <w:vAlign w:val="top"/>
+          </w:tcPr>
+          <w:p>
+            <w:pPr>
+              <w:keepNext w:val="false"/>
+              <w:bidi/>
+              <w:spacing w:after="30" w:before="30" w:line="264"/>
+            </w:pPr>
+            <w:r>
+              <w:rPr>
+                <w:rFonts w:ascii="Arial" w:cs="Arial" w:eastAsia="Arial" w:hAnsi="Arial"/>
+                <w:b w:val="false"/>
+                <w:bCs w:val="false"/>
+                <w:sz w:val="18"/>
+                <w:szCs w:val="18"/>
+                <w:rtl/>
+              </w:rPr>
+              <w:t xml:space="preserve">معتمد 2026-10-22</w:t>
             </w:r>
           </w:p>
         </w:tc>
@@ -3925,7 +4565,7 @@
         </w:trPr>
         <w:tc>
           <w:tcPr>
-            <w:tcW w:type="dxa" w:w="1909"/>
+            <w:tcW w:type="dxa" w:w="1443"/>
             <w:tcBorders>
               <w:top w:val="single" w:color="BFC9D6" w:sz="4"/>
               <w:left w:val="single" w:color="BFC9D6" w:sz="4"/>
@@ -3961,7 +4601,7 @@
         </w:tc>
         <w:tc>
           <w:tcPr>
-            <w:tcW w:type="dxa" w:w="7955"/>
+            <w:tcW w:type="dxa" w:w="6016"/>
             <w:tcBorders>
               <w:top w:val="single" w:color="BFC9D6" w:sz="4"/>
               <w:left w:val="single" w:color="BFC9D6" w:sz="4"/>
@@ -3992,6 +4632,42 @@
                 <w:rtl/>
               </w:rPr>
               <w:t xml:space="preserve">المستندات الأساسية: سجل تجاري وعقد تأسيس ساريان</w:t>
+            </w:r>
+          </w:p>
+        </w:tc>
+        <w:tc>
+          <w:tcPr>
+            <w:tcW w:type="dxa" w:w="2405"/>
+            <w:tcBorders>
+              <w:top w:val="single" w:color="BFC9D6" w:sz="4"/>
+              <w:left w:val="single" w:color="BFC9D6" w:sz="4"/>
+              <w:bottom w:val="single" w:color="BFC9D6" w:sz="4"/>
+              <w:right w:val="single" w:color="BFC9D6" w:sz="4"/>
+            </w:tcBorders>
+            <w:tcMar>
+              <w:top w:type="dxa" w:w="50"/>
+              <w:left w:type="dxa" w:w="90"/>
+              <w:bottom w:type="dxa" w:w="50"/>
+              <w:right w:type="dxa" w:w="90"/>
+            </w:tcMar>
+            <w:vAlign w:val="top"/>
+          </w:tcPr>
+          <w:p>
+            <w:pPr>
+              <w:keepNext w:val="false"/>
+              <w:bidi/>
+              <w:spacing w:after="30" w:before="30" w:line="264"/>
+            </w:pPr>
+            <w:r>
+              <w:rPr>
+                <w:rFonts w:ascii="Arial" w:cs="Arial" w:eastAsia="Arial" w:hAnsi="Arial"/>
+                <w:b w:val="false"/>
+                <w:bCs w:val="false"/>
+                <w:sz w:val="18"/>
+                <w:szCs w:val="18"/>
+                <w:rtl/>
+              </w:rPr>
+              <w:t xml:space="preserve">بانتظار الاعتماد</w:t>
             </w:r>
           </w:p>
         </w:tc>
@@ -4002,7 +4678,7 @@
         </w:trPr>
         <w:tc>
           <w:tcPr>
-            <w:tcW w:type="dxa" w:w="1909"/>
+            <w:tcW w:type="dxa" w:w="1443"/>
             <w:tcBorders>
               <w:top w:val="single" w:color="BFC9D6" w:sz="4"/>
               <w:left w:val="single" w:color="BFC9D6" w:sz="4"/>
@@ -4039,7 +4715,7 @@
         </w:tc>
         <w:tc>
           <w:tcPr>
-            <w:tcW w:type="dxa" w:w="7955"/>
+            <w:tcW w:type="dxa" w:w="6016"/>
             <w:tcBorders>
               <w:top w:val="single" w:color="BFC9D6" w:sz="4"/>
               <w:left w:val="single" w:color="BFC9D6" w:sz="4"/>
@@ -4071,6 +4747,43 @@
                 <w:rtl/>
               </w:rPr>
               <w:t xml:space="preserve">المستفيد الحقيقي يُقترح عند 25% فأكثر ويؤكده المستخدم</w:t>
+            </w:r>
+          </w:p>
+        </w:tc>
+        <w:tc>
+          <w:tcPr>
+            <w:tcW w:type="dxa" w:w="2405"/>
+            <w:tcBorders>
+              <w:top w:val="single" w:color="BFC9D6" w:sz="4"/>
+              <w:left w:val="single" w:color="BFC9D6" w:sz="4"/>
+              <w:bottom w:val="single" w:color="BFC9D6" w:sz="4"/>
+              <w:right w:val="single" w:color="BFC9D6" w:sz="4"/>
+            </w:tcBorders>
+            <w:shd w:fill="F5F8FC" w:color="auto" w:val="clear"/>
+            <w:tcMar>
+              <w:top w:type="dxa" w:w="50"/>
+              <w:left w:type="dxa" w:w="90"/>
+              <w:bottom w:type="dxa" w:w="50"/>
+              <w:right w:type="dxa" w:w="90"/>
+            </w:tcMar>
+            <w:vAlign w:val="top"/>
+          </w:tcPr>
+          <w:p>
+            <w:pPr>
+              <w:keepNext w:val="false"/>
+              <w:bidi/>
+              <w:spacing w:after="30" w:before="30" w:line="264"/>
+            </w:pPr>
+            <w:r>
+              <w:rPr>
+                <w:rFonts w:ascii="Arial" w:cs="Arial" w:eastAsia="Arial" w:hAnsi="Arial"/>
+                <w:b w:val="false"/>
+                <w:bCs w:val="false"/>
+                <w:sz w:val="18"/>
+                <w:szCs w:val="18"/>
+                <w:rtl/>
+              </w:rPr>
+              <w:t xml:space="preserve">بانتظار الاعتماد</w:t>
             </w:r>
           </w:p>
         </w:tc>
@@ -4081,7 +4794,7 @@
         </w:trPr>
         <w:tc>
           <w:tcPr>
-            <w:tcW w:type="dxa" w:w="1909"/>
+            <w:tcW w:type="dxa" w:w="1443"/>
             <w:tcBorders>
               <w:top w:val="single" w:color="BFC9D6" w:sz="4"/>
               <w:left w:val="single" w:color="BFC9D6" w:sz="4"/>
@@ -4117,7 +4830,7 @@
         </w:tc>
         <w:tc>
           <w:tcPr>
-            <w:tcW w:type="dxa" w:w="7955"/>
+            <w:tcW w:type="dxa" w:w="6016"/>
             <w:tcBorders>
               <w:top w:val="single" w:color="BFC9D6" w:sz="4"/>
               <w:left w:val="single" w:color="BFC9D6" w:sz="4"/>
@@ -4148,6 +4861,42 @@
                 <w:rtl/>
               </w:rPr>
               <w:t xml:space="preserve">تبويبات الهيكل تُخفى عمّن دوره طالب فقط (RQ)</w:t>
+            </w:r>
+          </w:p>
+        </w:tc>
+        <w:tc>
+          <w:tcPr>
+            <w:tcW w:type="dxa" w:w="2405"/>
+            <w:tcBorders>
+              <w:top w:val="single" w:color="BFC9D6" w:sz="4"/>
+              <w:left w:val="single" w:color="BFC9D6" w:sz="4"/>
+              <w:bottom w:val="single" w:color="BFC9D6" w:sz="4"/>
+              <w:right w:val="single" w:color="BFC9D6" w:sz="4"/>
+            </w:tcBorders>
+            <w:tcMar>
+              <w:top w:type="dxa" w:w="50"/>
+              <w:left w:type="dxa" w:w="90"/>
+              <w:bottom w:type="dxa" w:w="50"/>
+              <w:right w:type="dxa" w:w="90"/>
+            </w:tcMar>
+            <w:vAlign w:val="top"/>
+          </w:tcPr>
+          <w:p>
+            <w:pPr>
+              <w:keepNext w:val="false"/>
+              <w:bidi/>
+              <w:spacing w:after="30" w:before="30" w:line="264"/>
+            </w:pPr>
+            <w:r>
+              <w:rPr>
+                <w:rFonts w:ascii="Arial" w:cs="Arial" w:eastAsia="Arial" w:hAnsi="Arial"/>
+                <w:b w:val="false"/>
+                <w:bCs w:val="false"/>
+                <w:sz w:val="18"/>
+                <w:szCs w:val="18"/>
+                <w:rtl/>
+              </w:rPr>
+              <w:t xml:space="preserve">بانتظار الاعتماد</w:t>
             </w:r>
           </w:p>
         </w:tc>
